--- a/Jayanth_Kumar_Nandimandalam.docx
+++ b/Jayanth_Kumar_Nandimandalam.docx
@@ -258,6 +258,130 @@
       </w:r>
       <w:r>
         <w:br/>
+      </w:r>
+      <w:r>
+        <w:t>issue 3:</w:t>
+      </w:r>
+    </w:p>
+    <w:p/>
+    <w:p>
+      <w:r>
+        <w:drawing>
+          <wp:inline distT="0" distB="0" distL="0" distR="0" wp14:anchorId="698068AF" wp14:editId="32CDB8BA">
+            <wp:extent cx="5731510" cy="2410460"/>
+            <wp:effectExtent l="0" t="0" r="2540" b="8890"/>
+            <wp:docPr id="1519448670" name="Picture 1"/>
+            <wp:cNvGraphicFramePr>
+              <a:graphicFrameLocks xmlns:a="http://schemas.openxmlformats.org/drawingml/2006/main" noChangeAspect="1"/>
+            </wp:cNvGraphicFramePr>
+            <a:graphic xmlns:a="http://schemas.openxmlformats.org/drawingml/2006/main">
+              <a:graphicData uri="http://schemas.openxmlformats.org/drawingml/2006/picture">
+                <pic:pic xmlns:pic="http://schemas.openxmlformats.org/drawingml/2006/picture">
+                  <pic:nvPicPr>
+                    <pic:cNvPr id="1519448670" name=""/>
+                    <pic:cNvPicPr/>
+                  </pic:nvPicPr>
+                  <pic:blipFill>
+                    <a:blip r:embed="rId6"/>
+                    <a:stretch>
+                      <a:fillRect/>
+                    </a:stretch>
+                  </pic:blipFill>
+                  <pic:spPr>
+                    <a:xfrm>
+                      <a:off x="0" y="0"/>
+                      <a:ext cx="5731510" cy="2410460"/>
+                    </a:xfrm>
+                    <a:prstGeom prst="rect">
+                      <a:avLst/>
+                    </a:prstGeom>
+                  </pic:spPr>
+                </pic:pic>
+              </a:graphicData>
+            </a:graphic>
+          </wp:inline>
+        </w:drawing>
+      </w:r>
+      <w:r>
+        <w:br/>
+      </w:r>
+      <w:r>
+        <w:br/>
+        <w:t xml:space="preserve">two issues here </w:t>
+      </w:r>
+      <w:r>
+        <w:br/>
+      </w:r>
+      <w:r>
+        <w:br/>
+      </w:r>
+      <w:r>
+        <w:t xml:space="preserve">I have asked for 508 </w:t>
+      </w:r>
+      <w:proofErr w:type="gramStart"/>
+      <w:r>
+        <w:t>id</w:t>
+      </w:r>
+      <w:proofErr w:type="gramEnd"/>
+      <w:r>
+        <w:t xml:space="preserve"> why 2728 and 47 ids came up here ??</w:t>
+      </w:r>
+      <w:r>
+        <w:br/>
+      </w:r>
+      <w:r>
+        <w:br/>
+        <w:t>issue 2:</w:t>
+      </w:r>
+      <w:r>
+        <w:br/>
+      </w:r>
+      <w:r>
+        <w:br/>
+        <w:t xml:space="preserve">I aske for current cycle details it failed with </w:t>
+      </w:r>
+      <w:r>
+        <w:br/>
+      </w:r>
+      <w:r>
+        <w:br/>
+      </w:r>
+      <w:proofErr w:type="spellStart"/>
+      <w:proofErr w:type="gramStart"/>
+      <w:r>
+        <w:t>McpToolResult</w:t>
+      </w:r>
+      <w:proofErr w:type="spellEnd"/>
+      <w:r>
+        <w:t>[</w:t>
+      </w:r>
+      <w:proofErr w:type="gramEnd"/>
+      <w:r>
+        <w:t xml:space="preserve">success=false, data=null, </w:t>
+      </w:r>
+      <w:proofErr w:type="spellStart"/>
+      <w:r>
+        <w:t>errorType</w:t>
+      </w:r>
+      <w:proofErr w:type="spellEnd"/>
+      <w:r>
+        <w:t xml:space="preserve">=VALIDATION_ERROR, </w:t>
+      </w:r>
+      <w:proofErr w:type="spellStart"/>
+      <w:r>
+        <w:t>errorMessage</w:t>
+      </w:r>
+      <w:proofErr w:type="spellEnd"/>
+      <w:r>
+        <w:t>=</w:t>
+      </w:r>
+      <w:proofErr w:type="spellStart"/>
+      <w:r>
+        <w:t>cycle_id</w:t>
+      </w:r>
+      <w:proofErr w:type="spellEnd"/>
+      <w:r>
+        <w:t xml:space="preserve"> is required]</w:t>
       </w:r>
     </w:p>
     <w:sectPr>
